--- a/core/modules/contract/doc/pdf/Contrat_maintenance_V3_Particuliers-2026.docx
+++ b/core/modules/contract/doc/pdf/Contrat_maintenance_V3_Particuliers-2026.docx
@@ -5028,17 +5028,15 @@
       <w:r>
         <w:t> : Certificat d’assurance</w:t>
       </w:r>
-    </w:p>
-    <w:p>
       <w:r>
         <w:rPr>
           <w:noProof/>
         </w:rPr>
         <w:drawing>
-          <wp:inline distT="0" distB="0" distL="0" distR="0" wp14:anchorId="42B56858" wp14:editId="4DCBD313">
-            <wp:extent cx="5760720" cy="8112760"/>
-            <wp:effectExtent l="0" t="0" r="0" b="2540"/>
-            <wp:docPr id="3" name="Image 3"/>
+          <wp:inline distT="0" distB="0" distL="0" distR="0" wp14:anchorId="4007B45D" wp14:editId="6F3EE224">
+            <wp:extent cx="5762625" cy="8143875"/>
+            <wp:effectExtent l="0" t="0" r="9525" b="9525"/>
+            <wp:docPr id="1575187653" name="Image 3"/>
             <wp:cNvGraphicFramePr>
               <a:graphicFrameLocks xmlns:a="http://schemas.openxmlformats.org/drawingml/2006/main" noChangeAspect="1"/>
             </wp:cNvGraphicFramePr>
@@ -5046,23 +5044,36 @@
               <a:graphicData uri="http://schemas.openxmlformats.org/drawingml/2006/picture">
                 <pic:pic xmlns:pic="http://schemas.openxmlformats.org/drawingml/2006/picture">
                   <pic:nvPicPr>
-                    <pic:cNvPr id="1" name=""/>
-                    <pic:cNvPicPr/>
+                    <pic:cNvPr id="0" name="Picture 2"/>
+                    <pic:cNvPicPr>
+                      <a:picLocks noChangeAspect="1" noChangeArrowheads="1"/>
+                    </pic:cNvPicPr>
                   </pic:nvPicPr>
                   <pic:blipFill>
-                    <a:blip r:embed="rId10"/>
+                    <a:blip r:embed="rId10" cstate="print">
+                      <a:extLst>
+                        <a:ext uri="{28A0092B-C50C-407E-A947-70E740481C1C}">
+                          <a14:useLocalDpi xmlns:a14="http://schemas.microsoft.com/office/drawing/2010/main" val="0"/>
+                        </a:ext>
+                      </a:extLst>
+                    </a:blip>
+                    <a:srcRect/>
                     <a:stretch>
                       <a:fillRect/>
                     </a:stretch>
                   </pic:blipFill>
-                  <pic:spPr>
+                  <pic:spPr bwMode="auto">
                     <a:xfrm>
                       <a:off x="0" y="0"/>
-                      <a:ext cx="5760720" cy="8112760"/>
+                      <a:ext cx="5762625" cy="8143875"/>
                     </a:xfrm>
                     <a:prstGeom prst="rect">
                       <a:avLst/>
                     </a:prstGeom>
+                    <a:noFill/>
+                    <a:ln>
+                      <a:noFill/>
+                    </a:ln>
                   </pic:spPr>
                 </pic:pic>
               </a:graphicData>
@@ -5071,22 +5082,21 @@
         </w:drawing>
       </w:r>
     </w:p>
+    <w:p/>
     <w:p>
       <w:r>
         <w:br w:type="page"/>
       </w:r>
-    </w:p>
-    <w:p>
       <w:r>
         <w:rPr>
           <w:noProof/>
         </w:rPr>
         <w:lastRenderedPageBreak/>
         <w:drawing>
-          <wp:inline distT="0" distB="0" distL="0" distR="0" wp14:anchorId="5E3D661D" wp14:editId="16E8EB0B">
-            <wp:extent cx="5760720" cy="8147685"/>
-            <wp:effectExtent l="0" t="0" r="0" b="5715"/>
-            <wp:docPr id="4" name="Image 4"/>
+          <wp:inline distT="0" distB="0" distL="0" distR="0" wp14:anchorId="7C92F2BC" wp14:editId="3D25D3E6">
+            <wp:extent cx="5762625" cy="8143875"/>
+            <wp:effectExtent l="0" t="0" r="9525" b="9525"/>
+            <wp:docPr id="584447305" name="Image 5"/>
             <wp:cNvGraphicFramePr>
               <a:graphicFrameLocks xmlns:a="http://schemas.openxmlformats.org/drawingml/2006/main" noChangeAspect="1"/>
             </wp:cNvGraphicFramePr>
@@ -5094,23 +5104,36 @@
               <a:graphicData uri="http://schemas.openxmlformats.org/drawingml/2006/picture">
                 <pic:pic xmlns:pic="http://schemas.openxmlformats.org/drawingml/2006/picture">
                   <pic:nvPicPr>
-                    <pic:cNvPr id="1" name=""/>
-                    <pic:cNvPicPr/>
+                    <pic:cNvPr id="0" name="Picture 4"/>
+                    <pic:cNvPicPr>
+                      <a:picLocks noChangeAspect="1" noChangeArrowheads="1"/>
+                    </pic:cNvPicPr>
                   </pic:nvPicPr>
                   <pic:blipFill>
-                    <a:blip r:embed="rId11"/>
+                    <a:blip r:embed="rId11" cstate="print">
+                      <a:extLst>
+                        <a:ext uri="{28A0092B-C50C-407E-A947-70E740481C1C}">
+                          <a14:useLocalDpi xmlns:a14="http://schemas.microsoft.com/office/drawing/2010/main" val="0"/>
+                        </a:ext>
+                      </a:extLst>
+                    </a:blip>
+                    <a:srcRect/>
                     <a:stretch>
                       <a:fillRect/>
                     </a:stretch>
                   </pic:blipFill>
-                  <pic:spPr>
+                  <pic:spPr bwMode="auto">
                     <a:xfrm>
                       <a:off x="0" y="0"/>
-                      <a:ext cx="5760720" cy="8147685"/>
+                      <a:ext cx="5762625" cy="8143875"/>
                     </a:xfrm>
                     <a:prstGeom prst="rect">
                       <a:avLst/>
                     </a:prstGeom>
+                    <a:noFill/>
+                    <a:ln>
+                      <a:noFill/>
+                    </a:ln>
                   </pic:spPr>
                 </pic:pic>
               </a:graphicData>
@@ -5118,23 +5141,16 @@
           </wp:inline>
         </w:drawing>
       </w:r>
-    </w:p>
-    <w:p>
-      <w:r>
-        <w:br w:type="page"/>
-      </w:r>
-    </w:p>
-    <w:p>
       <w:r>
         <w:rPr>
           <w:noProof/>
         </w:rPr>
         <w:lastRenderedPageBreak/>
         <w:drawing>
-          <wp:inline distT="0" distB="0" distL="0" distR="0" wp14:anchorId="460DCE70" wp14:editId="60F5B171">
-            <wp:extent cx="5760720" cy="8126730"/>
-            <wp:effectExtent l="0" t="0" r="0" b="7620"/>
-            <wp:docPr id="8" name="Image 8"/>
+          <wp:inline distT="0" distB="0" distL="0" distR="0" wp14:anchorId="19F95B0F" wp14:editId="032853DC">
+            <wp:extent cx="5762625" cy="8143875"/>
+            <wp:effectExtent l="0" t="0" r="9525" b="9525"/>
+            <wp:docPr id="498703840" name="Image 6"/>
             <wp:cNvGraphicFramePr>
               <a:graphicFrameLocks xmlns:a="http://schemas.openxmlformats.org/drawingml/2006/main" noChangeAspect="1"/>
             </wp:cNvGraphicFramePr>
@@ -5142,23 +5158,36 @@
               <a:graphicData uri="http://schemas.openxmlformats.org/drawingml/2006/picture">
                 <pic:pic xmlns:pic="http://schemas.openxmlformats.org/drawingml/2006/picture">
                   <pic:nvPicPr>
-                    <pic:cNvPr id="1" name=""/>
-                    <pic:cNvPicPr/>
+                    <pic:cNvPr id="0" name="Picture 5"/>
+                    <pic:cNvPicPr>
+                      <a:picLocks noChangeAspect="1" noChangeArrowheads="1"/>
+                    </pic:cNvPicPr>
                   </pic:nvPicPr>
                   <pic:blipFill>
-                    <a:blip r:embed="rId12"/>
+                    <a:blip r:embed="rId12" cstate="print">
+                      <a:extLst>
+                        <a:ext uri="{28A0092B-C50C-407E-A947-70E740481C1C}">
+                          <a14:useLocalDpi xmlns:a14="http://schemas.microsoft.com/office/drawing/2010/main" val="0"/>
+                        </a:ext>
+                      </a:extLst>
+                    </a:blip>
+                    <a:srcRect/>
                     <a:stretch>
                       <a:fillRect/>
                     </a:stretch>
                   </pic:blipFill>
-                  <pic:spPr>
+                  <pic:spPr bwMode="auto">
                     <a:xfrm>
                       <a:off x="0" y="0"/>
-                      <a:ext cx="5760720" cy="8126730"/>
+                      <a:ext cx="5762625" cy="8143875"/>
                     </a:xfrm>
                     <a:prstGeom prst="rect">
                       <a:avLst/>
                     </a:prstGeom>
+                    <a:noFill/>
+                    <a:ln>
+                      <a:noFill/>
+                    </a:ln>
                   </pic:spPr>
                 </pic:pic>
               </a:graphicData>
@@ -5167,11 +5196,7 @@
         </w:drawing>
       </w:r>
     </w:p>
-    <w:p>
-      <w:r>
-        <w:br w:type="page"/>
-      </w:r>
-    </w:p>
+    <w:p/>
     <w:p>
       <w:r>
         <w:rPr>
@@ -5179,10 +5204,10 @@
         </w:rPr>
         <w:lastRenderedPageBreak/>
         <w:drawing>
-          <wp:inline distT="0" distB="0" distL="0" distR="0" wp14:anchorId="258E8FB0" wp14:editId="5D67E533">
-            <wp:extent cx="5760720" cy="8051165"/>
-            <wp:effectExtent l="0" t="0" r="0" b="6985"/>
-            <wp:docPr id="9" name="Image 9"/>
+          <wp:inline distT="0" distB="0" distL="0" distR="0" wp14:anchorId="6E8D2646" wp14:editId="791DB150">
+            <wp:extent cx="5762625" cy="8143875"/>
+            <wp:effectExtent l="0" t="0" r="9525" b="9525"/>
+            <wp:docPr id="2007930134" name="Image 7"/>
             <wp:cNvGraphicFramePr>
               <a:graphicFrameLocks xmlns:a="http://schemas.openxmlformats.org/drawingml/2006/main" noChangeAspect="1"/>
             </wp:cNvGraphicFramePr>
@@ -5190,23 +5215,36 @@
               <a:graphicData uri="http://schemas.openxmlformats.org/drawingml/2006/picture">
                 <pic:pic xmlns:pic="http://schemas.openxmlformats.org/drawingml/2006/picture">
                   <pic:nvPicPr>
-                    <pic:cNvPr id="1" name=""/>
-                    <pic:cNvPicPr/>
+                    <pic:cNvPr id="0" name="Picture 6"/>
+                    <pic:cNvPicPr>
+                      <a:picLocks noChangeAspect="1" noChangeArrowheads="1"/>
+                    </pic:cNvPicPr>
                   </pic:nvPicPr>
                   <pic:blipFill>
-                    <a:blip r:embed="rId13"/>
+                    <a:blip r:embed="rId13" cstate="print">
+                      <a:extLst>
+                        <a:ext uri="{28A0092B-C50C-407E-A947-70E740481C1C}">
+                          <a14:useLocalDpi xmlns:a14="http://schemas.microsoft.com/office/drawing/2010/main" val="0"/>
+                        </a:ext>
+                      </a:extLst>
+                    </a:blip>
+                    <a:srcRect/>
                     <a:stretch>
                       <a:fillRect/>
                     </a:stretch>
                   </pic:blipFill>
-                  <pic:spPr>
+                  <pic:spPr bwMode="auto">
                     <a:xfrm>
                       <a:off x="0" y="0"/>
-                      <a:ext cx="5760720" cy="8051165"/>
+                      <a:ext cx="5762625" cy="8143875"/>
                     </a:xfrm>
                     <a:prstGeom prst="rect">
                       <a:avLst/>
                     </a:prstGeom>
+                    <a:noFill/>
+                    <a:ln>
+                      <a:noFill/>
+                    </a:ln>
                   </pic:spPr>
                 </pic:pic>
               </a:graphicData>
@@ -5214,23 +5252,19 @@
           </wp:inline>
         </w:drawing>
       </w:r>
-    </w:p>
-    <w:p>
       <w:r>
         <w:br w:type="page"/>
       </w:r>
-    </w:p>
-    <w:p>
       <w:r>
         <w:rPr>
           <w:noProof/>
         </w:rPr>
         <w:lastRenderedPageBreak/>
         <w:drawing>
-          <wp:inline distT="0" distB="0" distL="0" distR="0" wp14:anchorId="0B264412" wp14:editId="3DA37202">
-            <wp:extent cx="5760720" cy="8162925"/>
-            <wp:effectExtent l="0" t="0" r="0" b="9525"/>
-            <wp:docPr id="10" name="Image 10"/>
+          <wp:inline distT="0" distB="0" distL="0" distR="0" wp14:anchorId="60D480AF" wp14:editId="0E309701">
+            <wp:extent cx="5762625" cy="8143875"/>
+            <wp:effectExtent l="0" t="0" r="9525" b="9525"/>
+            <wp:docPr id="1010494125" name="Image 9"/>
             <wp:cNvGraphicFramePr>
               <a:graphicFrameLocks xmlns:a="http://schemas.openxmlformats.org/drawingml/2006/main" noChangeAspect="1"/>
             </wp:cNvGraphicFramePr>
@@ -5238,23 +5272,36 @@
               <a:graphicData uri="http://schemas.openxmlformats.org/drawingml/2006/picture">
                 <pic:pic xmlns:pic="http://schemas.openxmlformats.org/drawingml/2006/picture">
                   <pic:nvPicPr>
-                    <pic:cNvPr id="1" name=""/>
-                    <pic:cNvPicPr/>
+                    <pic:cNvPr id="0" name="Picture 8"/>
+                    <pic:cNvPicPr>
+                      <a:picLocks noChangeAspect="1" noChangeArrowheads="1"/>
+                    </pic:cNvPicPr>
                   </pic:nvPicPr>
                   <pic:blipFill>
-                    <a:blip r:embed="rId14"/>
+                    <a:blip r:embed="rId14" cstate="print">
+                      <a:extLst>
+                        <a:ext uri="{28A0092B-C50C-407E-A947-70E740481C1C}">
+                          <a14:useLocalDpi xmlns:a14="http://schemas.microsoft.com/office/drawing/2010/main" val="0"/>
+                        </a:ext>
+                      </a:extLst>
+                    </a:blip>
+                    <a:srcRect/>
                     <a:stretch>
                       <a:fillRect/>
                     </a:stretch>
                   </pic:blipFill>
-                  <pic:spPr>
+                  <pic:spPr bwMode="auto">
                     <a:xfrm>
                       <a:off x="0" y="0"/>
-                      <a:ext cx="5760720" cy="8162925"/>
+                      <a:ext cx="5762625" cy="8143875"/>
                     </a:xfrm>
                     <a:prstGeom prst="rect">
                       <a:avLst/>
                     </a:prstGeom>
+                    <a:noFill/>
+                    <a:ln>
+                      <a:noFill/>
+                    </a:ln>
                   </pic:spPr>
                 </pic:pic>
               </a:graphicData>
@@ -5262,11 +5309,12 @@
           </wp:inline>
         </w:drawing>
       </w:r>
+    </w:p>
+    <w:p/>
+    <w:p>
       <w:r>
         <w:br w:type="page"/>
       </w:r>
-    </w:p>
-    <w:p>
       <w:r>
         <w:lastRenderedPageBreak/>
         <w:t xml:space="preserve">Annexe </w:t>
@@ -5369,7 +5417,6 @@
         <w:docPartUnique/>
       </w:docPartObj>
     </w:sdtPr>
-    <w:sdtEndPr/>
     <w:sdtContent>
       <w:p>
         <w:pPr>
@@ -7961,11 +8008,13 @@
     <w:rsid w:val="00856CC1"/>
     <w:rsid w:val="00A96C09"/>
     <w:rsid w:val="00B21100"/>
+    <w:rsid w:val="00C40425"/>
     <w:rsid w:val="00C71B59"/>
     <w:rsid w:val="00D71A01"/>
     <w:rsid w:val="00E2486C"/>
     <w:rsid w:val="00E26D24"/>
     <w:rsid w:val="00F31D21"/>
+    <w:rsid w:val="00F41FB1"/>
     <w:rsid w:val="00F5777A"/>
     <w:rsid w:val="00F71710"/>
     <w:rsid w:val="00F85A3B"/>

--- a/core/modules/contract/doc/pdf/Contrat_maintenance_V3_Particuliers-2026.docx
+++ b/core/modules/contract/doc/pdf/Contrat_maintenance_V3_Particuliers-2026.docx
@@ -182,326 +182,6 @@
           </w:pPr>
           <w:r>
             <w:rPr>
-              <w:noProof/>
-              <w:color w:val="4472C4" w:themeColor="accent1"/>
-            </w:rPr>
-            <mc:AlternateContent>
-              <mc:Choice Requires="wps">
-                <w:drawing>
-                  <wp:anchor distT="0" distB="0" distL="114300" distR="114300" simplePos="0" relativeHeight="251659264" behindDoc="0" locked="0" layoutInCell="1" allowOverlap="1" wp14:anchorId="528D1B28" wp14:editId="4538E2C8">
-                    <wp:simplePos x="0" y="0"/>
-                    <wp:positionH relativeFrom="margin">
-                      <wp:align>right</wp:align>
-                    </wp:positionH>
-                    <wp:positionV relativeFrom="bottomMargin">
-                      <wp:align>top</wp:align>
-                    </wp:positionV>
-                    <wp:extent cx="6553200" cy="557784"/>
-                    <wp:effectExtent l="0" t="0" r="11430" b="3810"/>
-                    <wp:wrapNone/>
-                    <wp:docPr id="142" name="Zone de texte 142"/>
-                    <wp:cNvGraphicFramePr/>
-                    <a:graphic xmlns:a="http://schemas.openxmlformats.org/drawingml/2006/main">
-                      <a:graphicData uri="http://schemas.microsoft.com/office/word/2010/wordprocessingShape">
-                        <wps:wsp>
-                          <wps:cNvSpPr txBox="1"/>
-                          <wps:spPr>
-                            <a:xfrm>
-                              <a:off x="0" y="0"/>
-                              <a:ext cx="6553200" cy="557784"/>
-                            </a:xfrm>
-                            <a:prstGeom prst="rect">
-                              <a:avLst/>
-                            </a:prstGeom>
-                            <a:noFill/>
-                            <a:ln w="6350">
-                              <a:noFill/>
-                            </a:ln>
-                            <a:effectLst/>
-                          </wps:spPr>
-                          <wps:style>
-                            <a:lnRef idx="0">
-                              <a:schemeClr val="accent1"/>
-                            </a:lnRef>
-                            <a:fillRef idx="0">
-                              <a:schemeClr val="accent1"/>
-                            </a:fillRef>
-                            <a:effectRef idx="0">
-                              <a:schemeClr val="accent1"/>
-                            </a:effectRef>
-                            <a:fontRef idx="minor">
-                              <a:schemeClr val="dk1"/>
-                            </a:fontRef>
-                          </wps:style>
-                          <wps:txbx>
-                            <w:txbxContent>
-                              <w:p>
-                                <w:pPr>
-                                  <w:pStyle w:val="Pieddepage"/>
-                                  <w:jc w:val="center"/>
-                                  <w:rPr>
-                                    <w:color w:val="1F497D"/>
-                                    <w:sz w:val="16"/>
-                                    <w:szCs w:val="16"/>
-                                  </w:rPr>
-                                </w:pPr>
-                                <w:r>
-                                  <w:rPr>
-                                    <w:color w:val="1F497D"/>
-                                    <w:sz w:val="16"/>
-                                    <w:szCs w:val="16"/>
-                                  </w:rPr>
-                                  <w:t>JPSUN</w:t>
-                                </w:r>
-                              </w:p>
-                              <w:p>
-                                <w:pPr>
-                                  <w:pStyle w:val="Pieddepage"/>
-                                  <w:jc w:val="center"/>
-                                  <w:rPr>
-                                    <w:color w:val="1F497D"/>
-                                    <w:sz w:val="16"/>
-                                    <w:szCs w:val="16"/>
-                                  </w:rPr>
-                                </w:pPr>
-                                <w:r>
-                                  <w:rPr>
-                                    <w:color w:val="1F497D"/>
-                                    <w:sz w:val="16"/>
-                                    <w:szCs w:val="16"/>
-                                  </w:rPr>
-                                  <w:t>4 Rue Alfred Kastler – 33380 MIOS</w:t>
-                                </w:r>
-                                <w:r>
-                                  <w:rPr>
-                                    <w:color w:val="1F497D"/>
-                                    <w:sz w:val="16"/>
-                                    <w:szCs w:val="16"/>
-                                  </w:rPr>
-                                  <w:t xml:space="preserve"> - </w:t>
-                                </w:r>
-                                <w:r>
-                                  <w:rPr>
-                                    <w:color w:val="1F497D"/>
-                                    <w:sz w:val="16"/>
-                                    <w:szCs w:val="16"/>
-                                  </w:rPr>
-                                  <w:t>05 33 51 14 34</w:t>
-                                </w:r>
-                                <w:r>
-                                  <w:rPr>
-                                    <w:color w:val="1F497D"/>
-                                    <w:sz w:val="16"/>
-                                    <w:szCs w:val="16"/>
-                                  </w:rPr>
-                                  <w:t xml:space="preserve"> - </w:t>
-                                </w:r>
-                                <w:r>
-                                  <w:rPr>
-                                    <w:color w:val="1F497D"/>
-                                    <w:sz w:val="16"/>
-                                    <w:szCs w:val="16"/>
-                                  </w:rPr>
-                                  <w:t>SA</w:t>
-                                </w:r>
-                                <w:r>
-                                  <w:rPr>
-                                    <w:color w:val="1F497D"/>
-                                    <w:sz w:val="16"/>
-                                    <w:szCs w:val="16"/>
-                                  </w:rPr>
-                                  <w:t xml:space="preserve">S </w:t>
-                                </w:r>
-                                <w:r>
-                                  <w:rPr>
-                                    <w:color w:val="1F497D"/>
-                                    <w:sz w:val="16"/>
-                                    <w:szCs w:val="16"/>
-                                  </w:rPr>
-                                  <w:t>au capital de 7500 €</w:t>
-                                </w:r>
-                              </w:p>
-                              <w:p>
-                                <w:pPr>
-                                  <w:pStyle w:val="Pieddepage"/>
-                                  <w:jc w:val="center"/>
-                                  <w:rPr>
-                                    <w:sz w:val="16"/>
-                                    <w:szCs w:val="16"/>
-                                  </w:rPr>
-                                </w:pPr>
-                                <w:r>
-                                  <w:rPr>
-                                    <w:color w:val="1F497D"/>
-                                    <w:sz w:val="16"/>
-                                    <w:szCs w:val="16"/>
-                                    <w:shd w:val="clear" w:color="auto" w:fill="FFFFFF"/>
-                                  </w:rPr>
-                                  <w:t>Siret : 514 366 525 00038 - Code APE : 4321A - RCS Bordeaux</w:t>
-                                </w:r>
-                              </w:p>
-                              <w:p>
-                                <w:pPr>
-                                  <w:pStyle w:val="Sansinterligne"/>
-                                  <w:jc w:val="center"/>
-                                  <w:rPr>
-                                    <w:color w:val="4472C4" w:themeColor="accent1"/>
-                                  </w:rPr>
-                                </w:pPr>
-                              </w:p>
-                            </w:txbxContent>
-                          </wps:txbx>
-                          <wps:bodyPr rot="0" spcFirstLastPara="0" vertOverflow="overflow" horzOverflow="overflow" vert="horz" wrap="square" lIns="0" tIns="0" rIns="0" bIns="0" numCol="1" spcCol="0" rtlCol="0" fromWordArt="0" anchor="b" anchorCtr="0" forceAA="0" compatLnSpc="1">
-                            <a:prstTxWarp prst="textNoShape">
-                              <a:avLst/>
-                            </a:prstTxWarp>
-                            <a:spAutoFit/>
-                          </wps:bodyPr>
-                        </wps:wsp>
-                      </a:graphicData>
-                    </a:graphic>
-                    <wp14:sizeRelH relativeFrom="margin">
-                      <wp14:pctWidth>100000</wp14:pctWidth>
-                    </wp14:sizeRelH>
-                    <wp14:sizeRelV relativeFrom="margin">
-                      <wp14:pctHeight>0</wp14:pctHeight>
-                    </wp14:sizeRelV>
-                  </wp:anchor>
-                </w:drawing>
-              </mc:Choice>
-              <mc:Fallback>
-                <w:pict>
-                  <v:shapetype w14:anchorId="528D1B28" id="_x0000_t202" coordsize="21600,21600" o:spt="202" path="m,l,21600r21600,l21600,xe">
-                    <v:stroke joinstyle="miter"/>
-                    <v:path gradientshapeok="t" o:connecttype="rect"/>
-                  </v:shapetype>
-                  <v:shape id="Zone de texte 142" o:spid="_x0000_s1026" type="#_x0000_t202" style="position:absolute;margin-left:464.8pt;margin-top:0;width:516pt;height:43.9pt;z-index:251659264;visibility:visible;mso-wrap-style:square;mso-width-percent:1000;mso-height-percent:0;mso-wrap-distance-left:9pt;mso-wrap-distance-top:0;mso-wrap-distance-right:9pt;mso-wrap-distance-bottom:0;mso-position-horizontal:right;mso-position-horizontal-relative:margin;mso-position-vertical:top;mso-position-vertical-relative:bottom-margin-area;mso-width-percent:1000;mso-height-percent:0;mso-width-relative:margin;mso-height-relative:margin;v-text-anchor:bottom" o:gfxdata="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" filled="f" stroked="f" strokeweight=".5pt">
-                    <v:textbox style="mso-fit-shape-to-text:t" inset="0,0,0,0">
-                      <w:txbxContent>
-                        <w:p>
-                          <w:pPr>
-                            <w:pStyle w:val="Pieddepage"/>
-                            <w:jc w:val="center"/>
-                            <w:rPr>
-                              <w:color w:val="1F497D"/>
-                              <w:sz w:val="16"/>
-                              <w:szCs w:val="16"/>
-                            </w:rPr>
-                          </w:pPr>
-                          <w:r>
-                            <w:rPr>
-                              <w:color w:val="1F497D"/>
-                              <w:sz w:val="16"/>
-                              <w:szCs w:val="16"/>
-                            </w:rPr>
-                            <w:t>JPSUN</w:t>
-                          </w:r>
-                        </w:p>
-                        <w:p>
-                          <w:pPr>
-                            <w:pStyle w:val="Pieddepage"/>
-                            <w:jc w:val="center"/>
-                            <w:rPr>
-                              <w:color w:val="1F497D"/>
-                              <w:sz w:val="16"/>
-                              <w:szCs w:val="16"/>
-                            </w:rPr>
-                          </w:pPr>
-                          <w:r>
-                            <w:rPr>
-                              <w:color w:val="1F497D"/>
-                              <w:sz w:val="16"/>
-                              <w:szCs w:val="16"/>
-                            </w:rPr>
-                            <w:t>4 Rue Alfred Kastler – 33380 MIOS</w:t>
-                          </w:r>
-                          <w:r>
-                            <w:rPr>
-                              <w:color w:val="1F497D"/>
-                              <w:sz w:val="16"/>
-                              <w:szCs w:val="16"/>
-                            </w:rPr>
-                            <w:t xml:space="preserve"> - </w:t>
-                          </w:r>
-                          <w:r>
-                            <w:rPr>
-                              <w:color w:val="1F497D"/>
-                              <w:sz w:val="16"/>
-                              <w:szCs w:val="16"/>
-                            </w:rPr>
-                            <w:t>05 33 51 14 34</w:t>
-                          </w:r>
-                          <w:r>
-                            <w:rPr>
-                              <w:color w:val="1F497D"/>
-                              <w:sz w:val="16"/>
-                              <w:szCs w:val="16"/>
-                            </w:rPr>
-                            <w:t xml:space="preserve"> - </w:t>
-                          </w:r>
-                          <w:r>
-                            <w:rPr>
-                              <w:color w:val="1F497D"/>
-                              <w:sz w:val="16"/>
-                              <w:szCs w:val="16"/>
-                            </w:rPr>
-                            <w:t>SA</w:t>
-                          </w:r>
-                          <w:r>
-                            <w:rPr>
-                              <w:color w:val="1F497D"/>
-                              <w:sz w:val="16"/>
-                              <w:szCs w:val="16"/>
-                            </w:rPr>
-                            <w:t xml:space="preserve">S </w:t>
-                          </w:r>
-                          <w:r>
-                            <w:rPr>
-                              <w:color w:val="1F497D"/>
-                              <w:sz w:val="16"/>
-                              <w:szCs w:val="16"/>
-                            </w:rPr>
-                            <w:t>au capital de 7500 €</w:t>
-                          </w:r>
-                        </w:p>
-                        <w:p>
-                          <w:pPr>
-                            <w:pStyle w:val="Pieddepage"/>
-                            <w:jc w:val="center"/>
-                            <w:rPr>
-                              <w:sz w:val="16"/>
-                              <w:szCs w:val="16"/>
-                            </w:rPr>
-                          </w:pPr>
-                          <w:r>
-                            <w:rPr>
-                              <w:color w:val="1F497D"/>
-                              <w:sz w:val="16"/>
-                              <w:szCs w:val="16"/>
-                              <w:shd w:val="clear" w:color="auto" w:fill="FFFFFF"/>
-                            </w:rPr>
-                            <w:t>Siret : 514 366 525 00038 - Code APE : 4321A - RCS Bordeaux</w:t>
-                          </w:r>
-                        </w:p>
-                        <w:p>
-                          <w:pPr>
-                            <w:pStyle w:val="Sansinterligne"/>
-                            <w:jc w:val="center"/>
-                            <w:rPr>
-                              <w:color w:val="4472C4" w:themeColor="accent1"/>
-                            </w:rPr>
-                          </w:pPr>
-                        </w:p>
-                      </w:txbxContent>
-                    </v:textbox>
-                    <w10:wrap anchorx="margin" anchory="margin"/>
-                  </v:shape>
-                </w:pict>
-              </mc:Fallback>
-            </mc:AlternateContent>
-          </w:r>
-          <w:r>
-            <w:rPr>
               <w:rFonts w:ascii="Calibri" w:eastAsia="Calibri" w:hAnsi="Calibri" w:cs="Times New Roman"/>
               <w:bCs/>
               <w:noProof/>
@@ -509,7 +189,7 @@
               <w14:ligatures w14:val="none"/>
             </w:rPr>
             <w:drawing>
-              <wp:anchor distT="0" distB="0" distL="114300" distR="114300" simplePos="0" relativeHeight="251661312" behindDoc="0" locked="0" layoutInCell="1" allowOverlap="1" wp14:anchorId="1E558960" wp14:editId="7632BC96">
+              <wp:anchor distT="0" distB="0" distL="114300" distR="114300" simplePos="0" relativeHeight="251661312" behindDoc="0" locked="0" layoutInCell="1" allowOverlap="1" wp14:anchorId="1E558960" wp14:editId="2D231D20">
                 <wp:simplePos x="0" y="0"/>
                 <wp:positionH relativeFrom="margin">
                   <wp:align>right</wp:align>
@@ -593,7 +273,7 @@
       </w:pPr>
       <w:r>
         <w:lastRenderedPageBreak/>
-        <w:t>Le Client</w:t>
+        <w:t xml:space="preserve"> </w:t>
       </w:r>
     </w:p>
     <w:p>
@@ -4070,6 +3750,7 @@
           <w:lang w:val="en-US"/>
         </w:rPr>
       </w:pPr>
+      <w:proofErr w:type="spellStart"/>
       <w:r>
         <w:rPr>
           <w:b/>
@@ -4078,7 +3759,18 @@
           <w:szCs w:val="24"/>
           <w:lang w:val="en-US"/>
         </w:rPr>
-        <w:t>Pn = Po x Sn/So :</w:t>
+        <w:t>Pn</w:t>
+      </w:r>
+      <w:proofErr w:type="spellEnd"/>
+      <w:r>
+        <w:rPr>
+          <w:b/>
+          <w:i/>
+          <w:sz w:val="24"/>
+          <w:szCs w:val="24"/>
+          <w:lang w:val="en-US"/>
+        </w:rPr>
+        <w:t xml:space="preserve"> = Po x Sn/So :</w:t>
       </w:r>
     </w:p>
     <w:p>
@@ -4124,7 +3816,23 @@
           <w:sz w:val="24"/>
           <w:szCs w:val="24"/>
         </w:rPr>
-        <w:t xml:space="preserve">So = Indice initial concernant Salaires, revenus et charges sociales - Coût du travail - Indices du coût horaire du travail révisé Tous salariés (ICHTrev-TS) - Indices mensuels - Industries mécaniques et électriques. </w:t>
+        <w:t>So = Indice initial concernant Salaires, revenus et charges sociales - Coût du travail - Indices du coût horaire du travail révisé Tous salariés (</w:t>
+      </w:r>
+      <w:proofErr w:type="spellStart"/>
+      <w:r>
+        <w:rPr>
+          <w:sz w:val="24"/>
+          <w:szCs w:val="24"/>
+        </w:rPr>
+        <w:t>ICHTrev</w:t>
+      </w:r>
+      <w:proofErr w:type="spellEnd"/>
+      <w:r>
+        <w:rPr>
+          <w:sz w:val="24"/>
+          <w:szCs w:val="24"/>
+        </w:rPr>
+        <w:t xml:space="preserve">-TS) - Indices mensuels - Industries mécaniques et électriques. </w:t>
       </w:r>
     </w:p>
     <w:p>
@@ -4151,15 +3859,7 @@
           <w:sz w:val="24"/>
           <w:szCs w:val="24"/>
         </w:rPr>
-        <w:t>Juin N-1 = 14</w:t>
-      </w:r>
-      <w:r>
-        <w:rPr>
-          <w:color w:val="000000"/>
-          <w:sz w:val="24"/>
-          <w:szCs w:val="24"/>
-        </w:rPr>
-        <w:t>4.6</w:t>
+        <w:t xml:space="preserve">Juin N-1 = </w:t>
       </w:r>
     </w:p>
     <w:p>
@@ -4172,12 +3872,21 @@
           <w:szCs w:val="24"/>
         </w:rPr>
       </w:pPr>
-      <w:r>
-        <w:rPr>
-          <w:sz w:val="24"/>
-          <w:szCs w:val="24"/>
-        </w:rPr>
-        <w:t>Pn : Prix de l'année n</w:t>
+      <w:proofErr w:type="spellStart"/>
+      <w:r>
+        <w:rPr>
+          <w:sz w:val="24"/>
+          <w:szCs w:val="24"/>
+        </w:rPr>
+        <w:t>Pn</w:t>
+      </w:r>
+      <w:proofErr w:type="spellEnd"/>
+      <w:r>
+        <w:rPr>
+          <w:sz w:val="24"/>
+          <w:szCs w:val="24"/>
+        </w:rPr>
+        <w:t xml:space="preserve"> : Prix de l'année n</w:t>
       </w:r>
     </w:p>
     <w:p>
@@ -5370,7 +5079,6 @@
     </w:p>
     <w:sectPr>
       <w:headerReference w:type="default" r:id="rId16"/>
-      <w:footerReference w:type="default" r:id="rId17"/>
       <w:pgSz w:w="11906" w:h="16838"/>
       <w:pgMar w:top="1417" w:right="1417" w:bottom="1417" w:left="1417" w:header="708" w:footer="708" w:gutter="0"/>
       <w:pgNumType w:start="0"/>
@@ -5405,148 +5113,6 @@
     </w:p>
   </w:endnote>
 </w:endnotes>
-</file>
-
-<file path=word/footer1.xml><?xml version="1.0" encoding="utf-8"?>
-<w:ftr xmlns:wpc="http://schemas.microsoft.com/office/word/2010/wordprocessingCanvas" xmlns:cx="http://schemas.microsoft.com/office/drawing/2014/chartex" xmlns:cx1="http://schemas.microsoft.com/office/drawing/2015/9/8/chartex" xmlns:cx2="http://schemas.microsoft.com/office/drawing/2015/10/21/chartex" xmlns:cx3="http://schemas.microsoft.com/office/drawing/2016/5/9/chartex" xmlns:cx4="http://schemas.microsoft.com/office/drawing/2016/5/10/chartex" xmlns:cx5="http://schemas.microsoft.com/office/drawing/2016/5/11/chartex" xmlns:cx6="http://schemas.microsoft.com/office/drawing/2016/5/12/chartex" xmlns:cx7="http://schemas.microsoft.com/office/drawing/2016/5/13/chartex" xmlns:cx8="http://schemas.microsoft.com/office/drawing/2016/5/14/chartex" xmlns:mc="http://schemas.openxmlformats.org/markup-compatibility/2006" xmlns:aink="http://schemas.microsoft.com/office/drawing/2016/ink" xmlns:am3d="http://schemas.microsoft.com/office/drawing/2017/model3d" xmlns:o="urn:schemas-microsoft-com:office:office" xmlns:oel="http://schemas.microsoft.com/office/2019/extlst" xmlns:r="http://schemas.openxmlformats.org/officeDocument/2006/relationships" xmlns:m="http://schemas.openxmlformats.org/officeDocument/2006/math" xmlns:v="urn:schemas-microsoft-com:vml" xmlns:wp14="http://schemas.microsoft.com/office/word/2010/wordprocessingDrawing" xmlns:wp="http://schemas.openxmlformats.org/drawingml/2006/wordprocessingDrawing" xmlns:w10="urn:schemas-microsoft-com:office:word" xmlns:w="http://schemas.openxmlformats.org/wordprocessingml/2006/main" xmlns:w14="http://schemas.microsoft.com/office/word/2010/wordml" xmlns:w15="http://schemas.microsoft.com/office/word/2012/wordml" xmlns:w16cex="http://schemas.microsoft.com/office/word/2018/wordml/cex" xmlns:w16cid="http://schemas.microsoft.com/office/word/2016/wordml/cid" xmlns:w16="http://schemas.microsoft.com/office/word/2018/wordml" xmlns:w16du="http://schemas.microsoft.com/office/word/2023/wordml/word16du" xmlns:w16sdtdh="http://schemas.microsoft.com/office/word/2020/wordml/sdtdatahash" xmlns:w16sdtfl="http://schemas.microsoft.com/office/word/2024/wordml/sdtformatlock" xmlns:w16se="http://schemas.microsoft.com/office/word/2015/wordml/symex" xmlns:wpg="http://schemas.microsoft.com/office/word/2010/wordprocessingGroup" xmlns:wpi="http://schemas.microsoft.com/office/word/2010/wordprocessingInk" xmlns:wne="http://schemas.microsoft.com/office/word/2006/wordml" xmlns:wps="http://schemas.microsoft.com/office/word/2010/wordprocessingShape" mc:Ignorable="w14 w15 w16se w16cid w16 w16cex w16sdtdh w16sdtfl w16du wp14">
-  <w:sdt>
-    <w:sdtPr>
-      <w:id w:val="-1992401822"/>
-      <w:docPartObj>
-        <w:docPartGallery w:val="Page Numbers (Bottom of Page)"/>
-        <w:docPartUnique/>
-      </w:docPartObj>
-    </w:sdtPr>
-    <w:sdtContent>
-      <w:p>
-        <w:pPr>
-          <w:pStyle w:val="Pieddepage"/>
-          <w:jc w:val="center"/>
-        </w:pPr>
-        <w:r>
-          <w:fldChar w:fldCharType="begin"/>
-        </w:r>
-        <w:r>
-          <w:instrText>PAGE   \* MERGEFORMAT</w:instrText>
-        </w:r>
-        <w:r>
-          <w:fldChar w:fldCharType="separate"/>
-        </w:r>
-        <w:r>
-          <w:t>2</w:t>
-        </w:r>
-        <w:r>
-          <w:fldChar w:fldCharType="end"/>
-        </w:r>
-      </w:p>
-    </w:sdtContent>
-  </w:sdt>
-  <w:p>
-    <w:pPr>
-      <w:pStyle w:val="Pieddepage"/>
-      <w:jc w:val="center"/>
-      <w:rPr>
-        <w:color w:val="1F497D"/>
-        <w:sz w:val="16"/>
-        <w:szCs w:val="16"/>
-      </w:rPr>
-    </w:pPr>
-    <w:r>
-      <w:rPr>
-        <w:color w:val="1F497D"/>
-        <w:sz w:val="16"/>
-        <w:szCs w:val="16"/>
-      </w:rPr>
-      <w:t>JPSUN</w:t>
-    </w:r>
-  </w:p>
-  <w:p>
-    <w:pPr>
-      <w:pStyle w:val="Pieddepage"/>
-      <w:jc w:val="center"/>
-      <w:rPr>
-        <w:color w:val="1F497D"/>
-        <w:sz w:val="16"/>
-        <w:szCs w:val="16"/>
-      </w:rPr>
-    </w:pPr>
-    <w:r>
-      <w:rPr>
-        <w:color w:val="1F497D"/>
-        <w:sz w:val="16"/>
-        <w:szCs w:val="16"/>
-      </w:rPr>
-      <w:t>4 Rue Alfred Kastler – 33380 MIOS</w:t>
-    </w:r>
-    <w:r>
-      <w:rPr>
-        <w:color w:val="1F497D"/>
-        <w:sz w:val="16"/>
-        <w:szCs w:val="16"/>
-      </w:rPr>
-      <w:t xml:space="preserve"> - </w:t>
-    </w:r>
-    <w:r>
-      <w:rPr>
-        <w:color w:val="1F497D"/>
-        <w:sz w:val="16"/>
-        <w:szCs w:val="16"/>
-      </w:rPr>
-      <w:t>05 33 51 14 34</w:t>
-    </w:r>
-    <w:r>
-      <w:rPr>
-        <w:color w:val="1F497D"/>
-        <w:sz w:val="16"/>
-        <w:szCs w:val="16"/>
-      </w:rPr>
-      <w:t xml:space="preserve"> - </w:t>
-    </w:r>
-    <w:r>
-      <w:rPr>
-        <w:color w:val="1F497D"/>
-        <w:sz w:val="16"/>
-        <w:szCs w:val="16"/>
-      </w:rPr>
-      <w:t>SA</w:t>
-    </w:r>
-    <w:r>
-      <w:rPr>
-        <w:color w:val="1F497D"/>
-        <w:sz w:val="16"/>
-        <w:szCs w:val="16"/>
-      </w:rPr>
-      <w:t xml:space="preserve">S </w:t>
-    </w:r>
-    <w:r>
-      <w:rPr>
-        <w:color w:val="1F497D"/>
-        <w:sz w:val="16"/>
-        <w:szCs w:val="16"/>
-      </w:rPr>
-      <w:t>au capital de 7500 €</w:t>
-    </w:r>
-  </w:p>
-  <w:p>
-    <w:pPr>
-      <w:pStyle w:val="Pieddepage"/>
-      <w:jc w:val="center"/>
-      <w:rPr>
-        <w:sz w:val="16"/>
-        <w:szCs w:val="16"/>
-      </w:rPr>
-    </w:pPr>
-    <w:r>
-      <w:rPr>
-        <w:color w:val="1F497D"/>
-        <w:sz w:val="16"/>
-        <w:szCs w:val="16"/>
-        <w:shd w:val="clear" w:color="auto" w:fill="FFFFFF"/>
-      </w:rPr>
-      <w:t>Siret : 514 366 525 00038 - Code APE : 4321A - RCS Bordeaux</w:t>
-    </w:r>
-  </w:p>
-</w:ftr>
 </file>
 
 <file path=word/footnotes.xml><?xml version="1.0" encoding="utf-8"?>
@@ -8011,12 +7577,14 @@
     <w:rsid w:val="00C40425"/>
     <w:rsid w:val="00C71B59"/>
     <w:rsid w:val="00D71A01"/>
+    <w:rsid w:val="00E075E7"/>
     <w:rsid w:val="00E2486C"/>
     <w:rsid w:val="00E26D24"/>
     <w:rsid w:val="00F31D21"/>
     <w:rsid w:val="00F41FB1"/>
     <w:rsid w:val="00F5777A"/>
     <w:rsid w:val="00F71710"/>
+    <w:rsid w:val="00F72FEA"/>
     <w:rsid w:val="00F85A3B"/>
   </w:rsids>
   <m:mathPr>
